--- a/Angel Portfolio/public/assets/cv/angelsaramathew_cv.docx
+++ b/Angel Portfolio/public/assets/cv/angelsaramathew_cv.docx
@@ -6,60 +6,6 @@
       <w:pPr>
         <w:jc w:val="center"/>
       </w:pPr>
-      <w:r>
-        <w:rPr>
-          <w:noProof/>
-        </w:rPr>
-        <w:drawing>
-          <wp:anchor distT="114300" distB="114300" distL="114300" distR="114300" simplePos="0" relativeHeight="251662336" behindDoc="0" locked="0" layoutInCell="1" hidden="0" allowOverlap="1" wp14:anchorId="1D84CB3D" wp14:editId="536D0232">
-            <wp:simplePos x="0" y="0"/>
-            <wp:positionH relativeFrom="margin">
-              <wp:posOffset>4587240</wp:posOffset>
-            </wp:positionH>
-            <wp:positionV relativeFrom="paragraph">
-              <wp:posOffset>0</wp:posOffset>
-            </wp:positionV>
-            <wp:extent cx="1310640" cy="1607820"/>
-            <wp:effectExtent l="0" t="0" r="3810" b="0"/>
-            <wp:wrapSquare wrapText="bothSides" distT="114300" distB="114300" distL="114300" distR="114300"/>
-            <wp:docPr id="1" name="image1.jpg" descr="A person sitting in a chair&#10;&#10;AI-generated content may be incorrect."/>
-            <wp:cNvGraphicFramePr/>
-            <a:graphic xmlns:a="http://schemas.openxmlformats.org/drawingml/2006/main">
-              <a:graphicData uri="http://schemas.openxmlformats.org/drawingml/2006/picture">
-                <pic:pic xmlns:pic="http://schemas.openxmlformats.org/drawingml/2006/picture">
-                  <pic:nvPicPr>
-                    <pic:cNvPr id="1" name="image1.jpg" descr="A person sitting in a chair&#10;&#10;AI-generated content may be incorrect."/>
-                    <pic:cNvPicPr preferRelativeResize="0"/>
-                  </pic:nvPicPr>
-                  <pic:blipFill>
-                    <a:blip r:embed="rId7"/>
-                    <a:srcRect/>
-                    <a:stretch>
-                      <a:fillRect/>
-                    </a:stretch>
-                  </pic:blipFill>
-                  <pic:spPr>
-                    <a:xfrm>
-                      <a:off x="0" y="0"/>
-                      <a:ext cx="1310640" cy="1607820"/>
-                    </a:xfrm>
-                    <a:prstGeom prst="rect">
-                      <a:avLst/>
-                    </a:prstGeom>
-                    <a:ln/>
-                  </pic:spPr>
-                </pic:pic>
-              </a:graphicData>
-            </a:graphic>
-            <wp14:sizeRelH relativeFrom="margin">
-              <wp14:pctWidth>0</wp14:pctWidth>
-            </wp14:sizeRelH>
-            <wp14:sizeRelV relativeFrom="margin">
-              <wp14:pctHeight>0</wp14:pctHeight>
-            </wp14:sizeRelV>
-          </wp:anchor>
-        </w:drawing>
-      </w:r>
       <w:r>
         <w:rPr>
           <w:noProof/>
@@ -67,16 +13,16 @@
         <mc:AlternateContent>
           <mc:Choice Requires="wpg">
             <w:drawing>
-              <wp:anchor distT="0" distB="0" distL="114300" distR="114300" simplePos="0" relativeHeight="251660288" behindDoc="0" locked="0" layoutInCell="1" allowOverlap="1" wp14:anchorId="5220CFE4" wp14:editId="4599E60E">
+              <wp:anchor distT="0" distB="0" distL="114300" distR="114300" simplePos="0" relativeHeight="251660288" behindDoc="0" locked="0" layoutInCell="1" allowOverlap="1" wp14:anchorId="5220CFE4" wp14:editId="6CAB6552">
                 <wp:simplePos x="0" y="0"/>
                 <wp:positionH relativeFrom="page">
                   <wp:posOffset>4869180</wp:posOffset>
                 </wp:positionH>
                 <wp:positionV relativeFrom="page">
-                  <wp:posOffset>342900</wp:posOffset>
+                  <wp:posOffset>342901</wp:posOffset>
                 </wp:positionV>
-                <wp:extent cx="2591435" cy="9335135"/>
-                <wp:effectExtent l="0" t="0" r="0" b="18415"/>
+                <wp:extent cx="2628900" cy="9403080"/>
+                <wp:effectExtent l="0" t="0" r="0" b="7620"/>
                 <wp:wrapSquare wrapText="bothSides"/>
                 <wp:docPr id="211" name="Group 219"/>
                 <wp:cNvGraphicFramePr/>
@@ -87,9 +33,9 @@
                       <wpg:grpSpPr>
                         <a:xfrm>
                           <a:off x="0" y="0"/>
-                          <a:ext cx="2591435" cy="9335135"/>
+                          <a:ext cx="2628900" cy="9403080"/>
                           <a:chOff x="-293426" y="38100"/>
-                          <a:chExt cx="2697065" cy="9490710"/>
+                          <a:chExt cx="2697065" cy="9389031"/>
                         </a:xfrm>
                       </wpg:grpSpPr>
                       <wps:wsp>
@@ -99,8 +45,8 @@
                         </wps:cNvSpPr>
                         <wps:spPr bwMode="auto">
                           <a:xfrm>
-                            <a:off x="-285495" y="53340"/>
-                            <a:ext cx="2655253" cy="9475470"/>
+                            <a:off x="-285495" y="53341"/>
+                            <a:ext cx="2670718" cy="9241309"/>
                           </a:xfrm>
                           <a:prstGeom prst="rect">
                             <a:avLst/>
@@ -166,8 +112,7 @@
                             </w:p>
                             <w:p>
                               <w:pPr>
-                                <w:spacing w:before="880" w:after="240" w:line="240" w:lineRule="auto"/>
-                                <w:jc w:val="center"/>
+                                <w:spacing w:after="240" w:line="240" w:lineRule="auto"/>
                                 <w:rPr>
                                   <w:rFonts w:eastAsiaTheme="majorEastAsia"/>
                                   <w:b/>
@@ -178,6 +123,16 @@
                                   <w:lang w:val="en-US"/>
                                 </w:rPr>
                               </w:pPr>
+                              <w:r>
+                                <w:rPr>
+                                  <w:rFonts w:asciiTheme="majorHAnsi" w:eastAsiaTheme="majorEastAsia" w:hAnsiTheme="majorHAnsi" w:cstheme="majorBidi"/>
+                                  <w:color w:val="4F81BD" w:themeColor="accent1"/>
+                                  <w:sz w:val="40"/>
+                                  <w:szCs w:val="40"/>
+                                  <w:lang w:val="en-US"/>
+                                </w:rPr>
+                                <w:t xml:space="preserve">    </w:t>
+                              </w:r>
                               <w:r>
                                 <w:rPr>
                                   <w:rFonts w:eastAsiaTheme="majorEastAsia"/>
@@ -200,8 +155,6 @@
                                   <w:b/>
                                   <w:bCs/>
                                   <w:color w:val="000000" w:themeColor="text1"/>
-                                  <w:sz w:val="28"/>
-                                  <w:szCs w:val="28"/>
                                   <w:lang w:val="en-US"/>
                                 </w:rPr>
                               </w:pPr>
@@ -211,11 +164,9 @@
                                   <w:b/>
                                   <w:bCs/>
                                   <w:color w:val="000000" w:themeColor="text1"/>
-                                  <w:sz w:val="28"/>
-                                  <w:szCs w:val="28"/>
-                                  <w:lang w:val="en-US"/>
-                                </w:rPr>
-                                <w:t>Fresher</w:t>
+                                  <w:lang w:val="en-US"/>
+                                </w:rPr>
+                                <w:t>Creative Computing Student</w:t>
                               </w:r>
                             </w:p>
                             <w:p>
@@ -305,8 +256,33 @@
                                   <w:szCs w:val="24"/>
                                   <w:lang w:val="en-US"/>
                                 </w:rPr>
-                                <w:t>Email:angelsaramathew2004@gmail.com</w:t>
+                                <w:t xml:space="preserve">Email: </w:t>
                               </w:r>
+                              <w:hyperlink r:id="rId7" w:history="1">
+                                <w:r>
+                                  <w:rPr>
+                                    <w:rStyle w:val="Hyperlink"/>
+                                    <w:rFonts w:eastAsiaTheme="majorEastAsia"/>
+                                    <w:sz w:val="24"/>
+                                    <w:szCs w:val="24"/>
+                                    <w:lang w:val="en-US"/>
+                                  </w:rPr>
+                                  <w:t>angelsaramathew2004@gmail.com</w:t>
+                                </w:r>
+                              </w:hyperlink>
+                            </w:p>
+                            <w:p>
+                              <w:pPr>
+                                <w:pStyle w:val="ListParagraph"/>
+                                <w:spacing w:after="240" w:line="240" w:lineRule="auto"/>
+                                <w:rPr>
+                                  <w:rFonts w:eastAsiaTheme="majorEastAsia"/>
+                                  <w:color w:val="000000" w:themeColor="text1"/>
+                                  <w:sz w:val="24"/>
+                                  <w:szCs w:val="24"/>
+                                  <w:lang w:val="en-US"/>
+                                </w:rPr>
+                              </w:pPr>
                             </w:p>
                             <w:p>
                               <w:pPr>
@@ -332,7 +308,30 @@
                                   <w:szCs w:val="24"/>
                                   <w:lang w:val="en-US"/>
                                 </w:rPr>
-                                <w:t>Phone:+971581981921</w:t>
+                                <w:t>Phone:</w:t>
+                              </w:r>
+                            </w:p>
+                            <w:p>
+                              <w:pPr>
+                                <w:pStyle w:val="ListParagraph"/>
+                                <w:spacing w:after="240" w:line="240" w:lineRule="auto"/>
+                                <w:rPr>
+                                  <w:rFonts w:eastAsiaTheme="majorEastAsia"/>
+                                  <w:color w:val="000000" w:themeColor="text1"/>
+                                  <w:sz w:val="24"/>
+                                  <w:szCs w:val="24"/>
+                                  <w:lang w:val="en-US"/>
+                                </w:rPr>
+                              </w:pPr>
+                              <w:r>
+                                <w:rPr>
+                                  <w:rFonts w:eastAsiaTheme="majorEastAsia"/>
+                                  <w:color w:val="000000" w:themeColor="text1"/>
+                                  <w:sz w:val="24"/>
+                                  <w:szCs w:val="24"/>
+                                  <w:lang w:val="en-US"/>
+                                </w:rPr>
+                                <w:t>+971581981921</w:t>
                               </w:r>
                               <w:r>
                                 <w:rPr>
@@ -690,6 +689,10 @@
                             <w:p>
                               <w:pPr>
                                 <w:pStyle w:val="ListParagraph"/>
+                                <w:numPr>
+                                  <w:ilvl w:val="0"/>
+                                  <w:numId w:val="8"/>
+                                </w:numPr>
                                 <w:spacing w:after="240" w:line="240" w:lineRule="auto"/>
                                 <w:rPr>
                                   <w:rFonts w:eastAsiaTheme="majorEastAsia"/>
@@ -727,7 +730,7 @@
                                   <w:szCs w:val="24"/>
                                   <w:lang w:val="en-US"/>
                                 </w:rPr>
-                                <w:t>Writing</w:t>
+                                <w:t>Story writing &amp; video creation</w:t>
                               </w:r>
                             </w:p>
                             <w:p>
@@ -755,33 +758,6 @@
                                   <w:lang w:val="en-US"/>
                                 </w:rPr>
                                 <w:t>Cooking</w:t>
-                              </w:r>
-                            </w:p>
-                            <w:p>
-                              <w:pPr>
-                                <w:pStyle w:val="ListParagraph"/>
-                                <w:numPr>
-                                  <w:ilvl w:val="0"/>
-                                  <w:numId w:val="11"/>
-                                </w:numPr>
-                                <w:spacing w:after="240" w:line="240" w:lineRule="auto"/>
-                                <w:rPr>
-                                  <w:rFonts w:eastAsiaTheme="majorEastAsia"/>
-                                  <w:color w:val="000000" w:themeColor="text1"/>
-                                  <w:sz w:val="24"/>
-                                  <w:szCs w:val="24"/>
-                                  <w:lang w:val="en-US"/>
-                                </w:rPr>
-                              </w:pPr>
-                              <w:r>
-                                <w:rPr>
-                                  <w:rFonts w:eastAsiaTheme="majorEastAsia"/>
-                                  <w:color w:val="000000" w:themeColor="text1"/>
-                                  <w:sz w:val="24"/>
-                                  <w:szCs w:val="24"/>
-                                  <w:lang w:val="en-US"/>
-                                </w:rPr>
-                                <w:t xml:space="preserve">Make story video </w:t>
                               </w:r>
                             </w:p>
                             <w:p>
@@ -1002,8 +978,8 @@
           </mc:Choice>
           <mc:Fallback>
             <w:pict>
-              <v:group w14:anchorId="5220CFE4" id="Group 219" o:spid="_x0000_s1026" style="position:absolute;left:0;text-align:left;margin-left:383.4pt;margin-top:27pt;width:204.05pt;height:735.05pt;z-index:251660288;mso-position-horizontal-relative:page;mso-position-vertical-relative:page" coordorigin="-2934,381" coordsize="26970,94907" o:gfxdata="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">
-                <v:rect id="AutoShape 14" o:spid="_x0000_s1027" style="position:absolute;left:-2854;top:533;width:26551;height:94755;visibility:visible;mso-wrap-style:square;v-text-anchor:top" o:gfxdata="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" fillcolor="white [3212]" strokecolor="#938953 [1614]" strokeweight="1.25pt">
+              <v:group w14:anchorId="5220CFE4" id="Group 219" o:spid="_x0000_s1026" style="position:absolute;left:0;text-align:left;margin-left:383.4pt;margin-top:27pt;width:207pt;height:740.4pt;z-index:251660288;mso-position-horizontal-relative:page;mso-position-vertical-relative:page" coordorigin="-2934,381" coordsize="26970,93890" o:gfxdata="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">
+                <v:rect id="AutoShape 14" o:spid="_x0000_s1027" style="position:absolute;left:-2854;top:533;width:26706;height:92413;visibility:visible;mso-wrap-style:square;v-text-anchor:top" o:gfxdata="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" fillcolor="white [3212]" strokecolor="#938953 [1614]" strokeweight="1.25pt">
                   <v:textbox inset="14.4pt,36pt,14.4pt,5.76pt">
                     <w:txbxContent>
                       <w:p>
@@ -1042,8 +1018,7 @@
                       </w:p>
                       <w:p>
                         <w:pPr>
-                          <w:spacing w:before="880" w:after="240" w:line="240" w:lineRule="auto"/>
-                          <w:jc w:val="center"/>
+                          <w:spacing w:after="240" w:line="240" w:lineRule="auto"/>
                           <w:rPr>
                             <w:rFonts w:eastAsiaTheme="majorEastAsia"/>
                             <w:b/>
@@ -1054,6 +1029,16 @@
                             <w:lang w:val="en-US"/>
                           </w:rPr>
                         </w:pPr>
+                        <w:r>
+                          <w:rPr>
+                            <w:rFonts w:asciiTheme="majorHAnsi" w:eastAsiaTheme="majorEastAsia" w:hAnsiTheme="majorHAnsi" w:cstheme="majorBidi"/>
+                            <w:color w:val="4F81BD" w:themeColor="accent1"/>
+                            <w:sz w:val="40"/>
+                            <w:szCs w:val="40"/>
+                            <w:lang w:val="en-US"/>
+                          </w:rPr>
+                          <w:t xml:space="preserve">    </w:t>
+                        </w:r>
                         <w:r>
                           <w:rPr>
                             <w:rFonts w:eastAsiaTheme="majorEastAsia"/>
@@ -1076,8 +1061,6 @@
                             <w:b/>
                             <w:bCs/>
                             <w:color w:val="000000" w:themeColor="text1"/>
-                            <w:sz w:val="28"/>
-                            <w:szCs w:val="28"/>
                             <w:lang w:val="en-US"/>
                           </w:rPr>
                         </w:pPr>
@@ -1087,11 +1070,9 @@
                             <w:b/>
                             <w:bCs/>
                             <w:color w:val="000000" w:themeColor="text1"/>
-                            <w:sz w:val="28"/>
-                            <w:szCs w:val="28"/>
-                            <w:lang w:val="en-US"/>
-                          </w:rPr>
-                          <w:t>Fresher</w:t>
+                            <w:lang w:val="en-US"/>
+                          </w:rPr>
+                          <w:t>Creative Computing Student</w:t>
                         </w:r>
                       </w:p>
                       <w:p>
@@ -1181,8 +1162,33 @@
                             <w:szCs w:val="24"/>
                             <w:lang w:val="en-US"/>
                           </w:rPr>
-                          <w:t>Email:angelsaramathew2004@gmail.com</w:t>
+                          <w:t xml:space="preserve">Email: </w:t>
                         </w:r>
+                        <w:hyperlink r:id="rId8" w:history="1">
+                          <w:r>
+                            <w:rPr>
+                              <w:rStyle w:val="Hyperlink"/>
+                              <w:rFonts w:eastAsiaTheme="majorEastAsia"/>
+                              <w:sz w:val="24"/>
+                              <w:szCs w:val="24"/>
+                              <w:lang w:val="en-US"/>
+                            </w:rPr>
+                            <w:t>angelsaramathew2004@gmail.com</w:t>
+                          </w:r>
+                        </w:hyperlink>
+                      </w:p>
+                      <w:p>
+                        <w:pPr>
+                          <w:pStyle w:val="ListParagraph"/>
+                          <w:spacing w:after="240" w:line="240" w:lineRule="auto"/>
+                          <w:rPr>
+                            <w:rFonts w:eastAsiaTheme="majorEastAsia"/>
+                            <w:color w:val="000000" w:themeColor="text1"/>
+                            <w:sz w:val="24"/>
+                            <w:szCs w:val="24"/>
+                            <w:lang w:val="en-US"/>
+                          </w:rPr>
+                        </w:pPr>
                       </w:p>
                       <w:p>
                         <w:pPr>
@@ -1208,7 +1214,30 @@
                             <w:szCs w:val="24"/>
                             <w:lang w:val="en-US"/>
                           </w:rPr>
-                          <w:t>Phone:+971581981921</w:t>
+                          <w:t>Phone:</w:t>
+                        </w:r>
+                      </w:p>
+                      <w:p>
+                        <w:pPr>
+                          <w:pStyle w:val="ListParagraph"/>
+                          <w:spacing w:after="240" w:line="240" w:lineRule="auto"/>
+                          <w:rPr>
+                            <w:rFonts w:eastAsiaTheme="majorEastAsia"/>
+                            <w:color w:val="000000" w:themeColor="text1"/>
+                            <w:sz w:val="24"/>
+                            <w:szCs w:val="24"/>
+                            <w:lang w:val="en-US"/>
+                          </w:rPr>
+                        </w:pPr>
+                        <w:r>
+                          <w:rPr>
+                            <w:rFonts w:eastAsiaTheme="majorEastAsia"/>
+                            <w:color w:val="000000" w:themeColor="text1"/>
+                            <w:sz w:val="24"/>
+                            <w:szCs w:val="24"/>
+                            <w:lang w:val="en-US"/>
+                          </w:rPr>
+                          <w:t>+971581981921</w:t>
                         </w:r>
                         <w:r>
                           <w:rPr>
@@ -1566,6 +1595,10 @@
                       <w:p>
                         <w:pPr>
                           <w:pStyle w:val="ListParagraph"/>
+                          <w:numPr>
+                            <w:ilvl w:val="0"/>
+                            <w:numId w:val="8"/>
+                          </w:numPr>
                           <w:spacing w:after="240" w:line="240" w:lineRule="auto"/>
                           <w:rPr>
                             <w:rFonts w:eastAsiaTheme="majorEastAsia"/>
@@ -1603,7 +1636,7 @@
                             <w:szCs w:val="24"/>
                             <w:lang w:val="en-US"/>
                           </w:rPr>
-                          <w:t>Writing</w:t>
+                          <w:t>Story writing &amp; video creation</w:t>
                         </w:r>
                       </w:p>
                       <w:p>
@@ -1657,33 +1690,6 @@
                             <w:szCs w:val="24"/>
                             <w:lang w:val="en-US"/>
                           </w:rPr>
-                          <w:t xml:space="preserve">Make story video </w:t>
-                        </w:r>
-                      </w:p>
-                      <w:p>
-                        <w:pPr>
-                          <w:pStyle w:val="ListParagraph"/>
-                          <w:numPr>
-                            <w:ilvl w:val="0"/>
-                            <w:numId w:val="11"/>
-                          </w:numPr>
-                          <w:spacing w:after="240" w:line="240" w:lineRule="auto"/>
-                          <w:rPr>
-                            <w:rFonts w:eastAsiaTheme="majorEastAsia"/>
-                            <w:color w:val="000000" w:themeColor="text1"/>
-                            <w:sz w:val="24"/>
-                            <w:szCs w:val="24"/>
-                            <w:lang w:val="en-US"/>
-                          </w:rPr>
-                        </w:pPr>
-                        <w:r>
-                          <w:rPr>
-                            <w:rFonts w:eastAsiaTheme="majorEastAsia"/>
-                            <w:color w:val="000000" w:themeColor="text1"/>
-                            <w:sz w:val="24"/>
-                            <w:szCs w:val="24"/>
-                            <w:lang w:val="en-US"/>
-                          </w:rPr>
                           <w:t>C</w:t>
                         </w:r>
                         <w:r>
@@ -1791,6 +1797,60 @@
       </w:r>
       <w:r>
         <w:rPr>
+          <w:noProof/>
+        </w:rPr>
+        <w:drawing>
+          <wp:anchor distT="114300" distB="114300" distL="114300" distR="114300" simplePos="0" relativeHeight="251662336" behindDoc="0" locked="0" layoutInCell="1" hidden="0" allowOverlap="1" wp14:anchorId="1D84CB3D" wp14:editId="43B01855">
+            <wp:simplePos x="0" y="0"/>
+            <wp:positionH relativeFrom="margin">
+              <wp:posOffset>4587240</wp:posOffset>
+            </wp:positionH>
+            <wp:positionV relativeFrom="paragraph">
+              <wp:posOffset>0</wp:posOffset>
+            </wp:positionV>
+            <wp:extent cx="1310640" cy="1607820"/>
+            <wp:effectExtent l="0" t="0" r="3810" b="0"/>
+            <wp:wrapSquare wrapText="bothSides" distT="114300" distB="114300" distL="114300" distR="114300"/>
+            <wp:docPr id="1" name="image1.jpg" descr="A person sitting in a chair&#10;&#10;AI-generated content may be incorrect."/>
+            <wp:cNvGraphicFramePr/>
+            <a:graphic xmlns:a="http://schemas.openxmlformats.org/drawingml/2006/main">
+              <a:graphicData uri="http://schemas.openxmlformats.org/drawingml/2006/picture">
+                <pic:pic xmlns:pic="http://schemas.openxmlformats.org/drawingml/2006/picture">
+                  <pic:nvPicPr>
+                    <pic:cNvPr id="1" name="image1.jpg" descr="A person sitting in a chair&#10;&#10;AI-generated content may be incorrect."/>
+                    <pic:cNvPicPr preferRelativeResize="0"/>
+                  </pic:nvPicPr>
+                  <pic:blipFill>
+                    <a:blip r:embed="rId9"/>
+                    <a:srcRect/>
+                    <a:stretch>
+                      <a:fillRect/>
+                    </a:stretch>
+                  </pic:blipFill>
+                  <pic:spPr>
+                    <a:xfrm>
+                      <a:off x="0" y="0"/>
+                      <a:ext cx="1310640" cy="1607820"/>
+                    </a:xfrm>
+                    <a:prstGeom prst="rect">
+                      <a:avLst/>
+                    </a:prstGeom>
+                    <a:ln/>
+                  </pic:spPr>
+                </pic:pic>
+              </a:graphicData>
+            </a:graphic>
+            <wp14:sizeRelH relativeFrom="margin">
+              <wp14:pctWidth>0</wp14:pctWidth>
+            </wp14:sizeRelH>
+            <wp14:sizeRelV relativeFrom="margin">
+              <wp14:pctHeight>0</wp14:pctHeight>
+            </wp14:sizeRelV>
+          </wp:anchor>
+        </w:drawing>
+      </w:r>
+      <w:r>
+        <w:rPr>
           <w:b/>
           <w:u w:val="single"/>
         </w:rPr>
@@ -1869,13 +1929,7 @@
         <w:spacing w:before="240" w:after="240"/>
       </w:pPr>
       <w:r>
-        <w:t xml:space="preserve">Currently </w:t>
-      </w:r>
-      <w:r>
-        <w:t xml:space="preserve">studying the final year </w:t>
-      </w:r>
-      <w:r>
-        <w:t>of BSc</w:t>
+        <w:t>BSc</w:t>
       </w:r>
       <w:r>
         <w:t xml:space="preserve"> Creative Computing</w:t>
@@ -2132,10 +2186,19 @@
         <w:spacing w:before="240" w:after="240"/>
       </w:pPr>
       <w:r>
-        <w:t>Vite react</w:t>
-      </w:r>
-      <w:r>
         <w:t xml:space="preserve"> </w:t>
+      </w:r>
+      <w:r>
+        <w:t>R</w:t>
+      </w:r>
+      <w:r>
+        <w:t>eact</w:t>
+      </w:r>
+      <w:r>
+        <w:t xml:space="preserve"> </w:t>
+      </w:r>
+      <w:r>
+        <w:t>(Vite)</w:t>
       </w:r>
     </w:p>
     <w:p>
@@ -2176,140 +2239,185 @@
         <w:pStyle w:val="ListParagraph"/>
         <w:numPr>
           <w:ilvl w:val="0"/>
-          <w:numId w:val="4"/>
+          <w:numId w:val="13"/>
         </w:numPr>
-        <w:spacing w:before="240" w:after="240"/>
-      </w:pPr>
-      <w:r>
-        <w:t>We created a vending machine using Python and learned about ideation and desig</w:t>
-      </w:r>
-      <w:r>
-        <w:t xml:space="preserve">n using Figma and Canva. </w:t>
-      </w:r>
-      <w:r>
-        <w:t>I created</w:t>
-      </w:r>
-      <w:r>
-        <w:t xml:space="preserve"> </w:t>
-      </w:r>
-      <w:r>
-        <w:t xml:space="preserve">a </w:t>
-      </w:r>
-      <w:r>
-        <w:t>website using HTML,</w:t>
-      </w:r>
-      <w:r>
-        <w:t xml:space="preserve"> </w:t>
-      </w:r>
-      <w:r>
-        <w:t>CSS,</w:t>
-      </w:r>
-      <w:r>
-        <w:t xml:space="preserve"> and </w:t>
-      </w:r>
-      <w:r>
-        <w:t>JavaScript.</w:t>
-      </w:r>
-      <w:r>
-        <w:t xml:space="preserve"> Developed apps in </w:t>
-      </w:r>
-      <w:r>
-        <w:t>Tkinter</w:t>
-      </w:r>
-      <w:r>
-        <w:t xml:space="preserve"> and </w:t>
-      </w:r>
-      <w:r>
-        <w:t xml:space="preserve">Android Studio and </w:t>
-      </w:r>
-      <w:r>
-        <w:t>designed</w:t>
-      </w:r>
-      <w:r>
-        <w:t xml:space="preserve"> </w:t>
-      </w:r>
-      <w:r>
-        <w:t>app</w:t>
-      </w:r>
-      <w:r>
-        <w:t>s</w:t>
-      </w:r>
-      <w:r>
-        <w:t xml:space="preserve"> in Figma. </w:t>
-      </w:r>
-      <w:r>
-        <w:t xml:space="preserve">Created </w:t>
-      </w:r>
-      <w:r>
-        <w:t xml:space="preserve">a </w:t>
-      </w:r>
-      <w:r>
-        <w:t xml:space="preserve">Chatbot using </w:t>
-      </w:r>
-      <w:r>
-        <w:t>Dialogflow</w:t>
-      </w:r>
-      <w:r>
-        <w:t xml:space="preserve"> and created charts in Flourish on E-commerce.</w:t>
-      </w:r>
-    </w:p>
-    <w:p>
-      <w:pPr>
-        <w:pStyle w:val="ListParagraph"/>
-        <w:spacing w:before="240" w:after="240"/>
-      </w:pPr>
+        <w:spacing w:before="240" w:after="240" w:line="240" w:lineRule="auto"/>
+        <w:rPr>
+          <w:b/>
+          <w:u w:val="single"/>
+        </w:rPr>
+      </w:pPr>
+      <w:r>
+        <w:t xml:space="preserve">Developed </w:t>
+      </w:r>
+      <w:r>
+        <w:t xml:space="preserve">vending machine using Python </w:t>
+      </w:r>
     </w:p>
     <w:p>
       <w:pPr>
         <w:pStyle w:val="ListParagraph"/>
         <w:numPr>
           <w:ilvl w:val="0"/>
-          <w:numId w:val="4"/>
+          <w:numId w:val="13"/>
         </w:numPr>
-        <w:spacing w:before="240" w:after="240"/>
-      </w:pPr>
-      <w:r>
-        <w:t xml:space="preserve">Completed a research paper and debated the topic: The role of AI in enhancing translation and breaking </w:t>
-      </w:r>
-      <w:r>
-        <w:lastRenderedPageBreak/>
-        <w:t>language barriers.</w:t>
-      </w:r>
-      <w:r>
-        <w:t xml:space="preserve"> Created </w:t>
-      </w:r>
-      <w:r>
-        <w:t>time-lapse</w:t>
-      </w:r>
-      <w:r>
-        <w:t xml:space="preserve"> video</w:t>
-      </w:r>
-      <w:r>
-        <w:t>s</w:t>
-      </w:r>
+        <w:spacing w:before="240" w:after="240" w:line="240" w:lineRule="auto"/>
+        <w:rPr>
+          <w:b/>
+          <w:u w:val="single"/>
+        </w:rPr>
+      </w:pPr>
+      <w:proofErr w:type="gramStart"/>
+      <w:r>
+        <w:t>Designed  UI</w:t>
+      </w:r>
+      <w:proofErr w:type="gramEnd"/>
+      <w:r>
+        <w:t>/UX using Figma and Canva</w:t>
+      </w:r>
+    </w:p>
+    <w:p>
+      <w:pPr>
+        <w:pStyle w:val="ListParagraph"/>
+        <w:numPr>
+          <w:ilvl w:val="0"/>
+          <w:numId w:val="13"/>
+        </w:numPr>
+        <w:spacing w:before="240" w:after="240" w:line="240" w:lineRule="auto"/>
+        <w:rPr>
+          <w:b/>
+          <w:u w:val="single"/>
+        </w:rPr>
+      </w:pPr>
+      <w:r>
+        <w:t>Built websites using HTML, CSS, JavaScript and React Vite</w:t>
+      </w:r>
+    </w:p>
+    <w:p>
+      <w:pPr>
+        <w:pStyle w:val="ListParagraph"/>
+        <w:numPr>
+          <w:ilvl w:val="0"/>
+          <w:numId w:val="13"/>
+        </w:numPr>
+        <w:spacing w:before="240" w:after="240" w:line="240" w:lineRule="auto"/>
+        <w:rPr>
+          <w:b/>
+          <w:u w:val="single"/>
+        </w:rPr>
+      </w:pPr>
+      <w:r>
+        <w:rPr>
+          <w:bCs/>
+        </w:rPr>
+        <w:t>Created apps using Tkinter and Android Studio</w:t>
+      </w:r>
+    </w:p>
+    <w:p>
+      <w:pPr>
+        <w:pStyle w:val="ListParagraph"/>
+        <w:numPr>
+          <w:ilvl w:val="0"/>
+          <w:numId w:val="13"/>
+        </w:numPr>
+        <w:spacing w:before="240" w:after="240" w:line="240" w:lineRule="auto"/>
+        <w:rPr>
+          <w:b/>
+          <w:u w:val="single"/>
+        </w:rPr>
+      </w:pPr>
+      <w:r>
+        <w:rPr>
+          <w:bCs/>
+        </w:rPr>
+        <w:t>Developed chatbot using Dialogflow</w:t>
+      </w:r>
+    </w:p>
+    <w:p>
+      <w:pPr>
+        <w:pStyle w:val="ListParagraph"/>
+        <w:numPr>
+          <w:ilvl w:val="0"/>
+          <w:numId w:val="13"/>
+        </w:numPr>
+        <w:spacing w:before="240" w:after="240" w:line="240" w:lineRule="auto"/>
+        <w:rPr>
+          <w:b/>
+          <w:u w:val="single"/>
+        </w:rPr>
+      </w:pPr>
+      <w:r>
+        <w:rPr>
+          <w:bCs/>
+        </w:rPr>
+        <w:t>Created data visualization using Dialogflow</w:t>
+      </w:r>
+    </w:p>
+    <w:p>
+      <w:pPr>
+        <w:pStyle w:val="ListParagraph"/>
+        <w:numPr>
+          <w:ilvl w:val="0"/>
+          <w:numId w:val="13"/>
+        </w:numPr>
+        <w:spacing w:before="240" w:after="240" w:line="240" w:lineRule="auto"/>
+        <w:rPr>
+          <w:b/>
+          <w:u w:val="single"/>
+        </w:rPr>
+      </w:pPr>
+      <w:r>
+        <w:rPr>
+          <w:bCs/>
+        </w:rPr>
+        <w:t>Created time-</w:t>
+      </w:r>
+      <w:proofErr w:type="spellStart"/>
+      <w:r>
+        <w:rPr>
+          <w:bCs/>
+        </w:rPr>
+        <w:t>tapse</w:t>
+      </w:r>
+      <w:proofErr w:type="spellEnd"/>
+      <w:r>
+        <w:rPr>
+          <w:bCs/>
+        </w:rPr>
+        <w:t xml:space="preserve"> videos</w:t>
+      </w:r>
+    </w:p>
+    <w:p>
+      <w:pPr>
+        <w:pStyle w:val="ListParagraph"/>
+        <w:numPr>
+          <w:ilvl w:val="0"/>
+          <w:numId w:val="13"/>
+        </w:numPr>
+        <w:spacing w:before="240" w:after="240" w:line="240" w:lineRule="auto"/>
+        <w:rPr>
+          <w:b/>
+          <w:u w:val="single"/>
+        </w:rPr>
+      </w:pPr>
+      <w:r>
+        <w:rPr>
+          <w:bCs/>
+        </w:rPr>
+        <w:t>Developed story game in Twine and Bitsy game</w:t>
+      </w:r>
+    </w:p>
+    <w:p>
+      <w:pPr>
+        <w:spacing w:before="240" w:after="240" w:line="240" w:lineRule="auto"/>
+        <w:ind w:left="420"/>
+        <w:rPr>
+          <w:b/>
+          <w:u w:val="single"/>
+        </w:rPr>
+      </w:pPr>
       <w:r>
         <w:t>.</w:t>
-      </w:r>
-      <w:r>
-        <w:t xml:space="preserve"> Developed story game “</w:t>
-      </w:r>
-      <w:r>
-        <w:t>Marvellous life of a parrot</w:t>
-      </w:r>
-      <w:r>
-        <w:t xml:space="preserve">” in </w:t>
-      </w:r>
-      <w:r>
-        <w:t>Twine</w:t>
-      </w:r>
-      <w:r>
-        <w:t xml:space="preserve"> and </w:t>
-      </w:r>
-      <w:r>
-        <w:t>Bitsy</w:t>
-      </w:r>
-      <w:r>
-        <w:t xml:space="preserve"> game.</w:t>
       </w:r>
     </w:p>
     <w:p>
@@ -2326,6 +2434,7 @@
           <w:b/>
           <w:bCs/>
         </w:rPr>
+        <w:lastRenderedPageBreak/>
         <w:t xml:space="preserve">  </w:t>
       </w:r>
       <w:r>
@@ -2347,18 +2456,39 @@
     <w:p>
       <w:pPr>
         <w:pStyle w:val="ListParagraph"/>
+        <w:numPr>
+          <w:ilvl w:val="0"/>
+          <w:numId w:val="12"/>
+        </w:numPr>
         <w:spacing w:before="240" w:after="240"/>
       </w:pPr>
-      <w:hyperlink r:id="rId8" w:history="1">
+      <w:hyperlink r:id="rId10" w:history="1">
+        <w:r>
+          <w:rPr>
+            <w:rStyle w:val="Hyperlink"/>
+            <w:color w:val="004A82"/>
+          </w:rPr>
+          <w:t>https://www.youtube.com/</w:t>
+        </w:r>
         <w:r>
           <w:rPr>
             <w:rStyle w:val="Hyperlink"/>
           </w:rPr>
-          <w:t>https://www.youtube.com/@angelsaramathew2926</w:t>
+          <w:t>@</w:t>
+        </w:r>
+        <w:r>
+          <w:rPr>
+            <w:rStyle w:val="Hyperlink"/>
+            <w:color w:val="004A82"/>
+          </w:rPr>
+          <w:t>angelsaramathew2926</w:t>
         </w:r>
       </w:hyperlink>
       <w:r>
-        <w:t xml:space="preserve">. Here, you </w:t>
+        <w:t xml:space="preserve"> .</w:t>
+      </w:r>
+      <w:r>
+        <w:t xml:space="preserve"> Here, you </w:t>
       </w:r>
       <w:r>
         <w:t>can explore the projects I've completed</w:t>
@@ -2366,6 +2496,109 @@
       <w:r>
         <w:t>.</w:t>
       </w:r>
+    </w:p>
+    <w:p>
+      <w:pPr>
+        <w:pStyle w:val="ListParagraph"/>
+        <w:spacing w:before="240" w:after="240"/>
+      </w:pPr>
+    </w:p>
+    <w:p>
+      <w:pPr>
+        <w:pStyle w:val="ListParagraph"/>
+        <w:spacing w:before="240" w:after="240"/>
+        <w:rPr>
+          <w:b/>
+          <w:bCs/>
+          <w:u w:val="single"/>
+        </w:rPr>
+      </w:pPr>
+      <w:r>
+        <w:t xml:space="preserve">                                  </w:t>
+      </w:r>
+      <w:r>
+        <w:rPr>
+          <w:b/>
+          <w:bCs/>
+          <w:u w:val="single"/>
+        </w:rPr>
+        <w:t>Portfolio link:</w:t>
+      </w:r>
+      <w:r>
+        <w:rPr>
+          <w:b/>
+          <w:bCs/>
+          <w:u w:val="single"/>
+        </w:rPr>
+        <w:t xml:space="preserve">  </w:t>
+      </w:r>
+    </w:p>
+    <w:p>
+      <w:pPr>
+        <w:pStyle w:val="ListParagraph"/>
+        <w:spacing w:before="240" w:after="240"/>
+        <w:rPr>
+          <w:b/>
+          <w:bCs/>
+          <w:u w:val="single"/>
+        </w:rPr>
+      </w:pPr>
+    </w:p>
+    <w:p>
+      <w:pPr>
+        <w:pStyle w:val="ListParagraph"/>
+        <w:numPr>
+          <w:ilvl w:val="0"/>
+          <w:numId w:val="12"/>
+        </w:numPr>
+        <w:spacing w:before="240" w:after="240"/>
+        <w:rPr>
+          <w:color w:val="004A82"/>
+          <w:u w:val="single"/>
+        </w:rPr>
+      </w:pPr>
+      <w:hyperlink r:id="rId11" w:history="1">
+        <w:r>
+          <w:rPr>
+            <w:rStyle w:val="Hyperlink"/>
+          </w:rPr>
+          <w:t>https://angel-sara-mathew-portfolio.netlify.app/</w:t>
+        </w:r>
+      </w:hyperlink>
+    </w:p>
+    <w:p>
+      <w:pPr>
+        <w:pStyle w:val="ListParagraph"/>
+        <w:spacing w:before="240" w:after="240"/>
+        <w:rPr>
+          <w:b/>
+          <w:bCs/>
+          <w:u w:val="single"/>
+        </w:rPr>
+      </w:pPr>
+    </w:p>
+    <w:p>
+      <w:pPr>
+        <w:pStyle w:val="ListParagraph"/>
+        <w:spacing w:before="240" w:after="240"/>
+        <w:rPr>
+          <w:color w:val="0070C0"/>
+          <w:u w:val="single"/>
+        </w:rPr>
+      </w:pPr>
+      <w:r>
+        <w:rPr>
+          <w:color w:val="0070C0"/>
+          <w:u w:val="single"/>
+        </w:rPr>
+        <w:t xml:space="preserve"> </w:t>
+      </w:r>
+    </w:p>
+    <w:p>
+      <w:pPr>
+        <w:pStyle w:val="ListParagraph"/>
+        <w:spacing w:before="240" w:after="240"/>
+      </w:pPr>
     </w:p>
     <w:p>
       <w:pPr>
@@ -2401,7 +2634,7 @@
     <w:p/>
     <w:p/>
     <w:sectPr>
-      <w:headerReference w:type="default" r:id="rId9"/>
+      <w:headerReference w:type="default" r:id="rId12"/>
       <w:pgSz w:w="12240" w:h="15840"/>
       <w:pgMar w:top="1440" w:right="1440" w:bottom="1440" w:left="1440" w:header="720" w:footer="720" w:gutter="0"/>
       <w:pgBorders w:offsetFrom="page">
@@ -2928,6 +3161,120 @@
     </w:lvl>
   </w:abstractNum>
   <w:abstractNum w:abstractNumId="4" w15:restartNumberingAfterBreak="0">
+    <w:nsid w:val="2E94142D"/>
+    <w:multiLevelType w:val="hybridMultilevel"/>
+    <w:tmpl w:val="47BEA56A"/>
+    <w:lvl w:ilvl="0" w:tplc="865ABC36">
+      <w:start w:val="1"/>
+      <w:numFmt w:val="bullet"/>
+      <w:lvlText w:val=""/>
+      <w:lvlJc w:val="left"/>
+      <w:pPr>
+        <w:ind w:left="1260" w:hanging="360"/>
+      </w:pPr>
+      <w:rPr>
+        <w:rFonts w:ascii="Symbol" w:hAnsi="Symbol" w:hint="default"/>
+        <w:color w:val="000000" w:themeColor="text1"/>
+      </w:rPr>
+    </w:lvl>
+    <w:lvl w:ilvl="1" w:tplc="08090003" w:tentative="1">
+      <w:start w:val="1"/>
+      <w:numFmt w:val="bullet"/>
+      <w:lvlText w:val="o"/>
+      <w:lvlJc w:val="left"/>
+      <w:pPr>
+        <w:ind w:left="2160" w:hanging="360"/>
+      </w:pPr>
+      <w:rPr>
+        <w:rFonts w:ascii="Courier New" w:hAnsi="Courier New" w:cs="Courier New" w:hint="default"/>
+      </w:rPr>
+    </w:lvl>
+    <w:lvl w:ilvl="2" w:tplc="08090005" w:tentative="1">
+      <w:start w:val="1"/>
+      <w:numFmt w:val="bullet"/>
+      <w:lvlText w:val=""/>
+      <w:lvlJc w:val="left"/>
+      <w:pPr>
+        <w:ind w:left="2880" w:hanging="360"/>
+      </w:pPr>
+      <w:rPr>
+        <w:rFonts w:ascii="Wingdings" w:hAnsi="Wingdings" w:hint="default"/>
+      </w:rPr>
+    </w:lvl>
+    <w:lvl w:ilvl="3" w:tplc="08090001" w:tentative="1">
+      <w:start w:val="1"/>
+      <w:numFmt w:val="bullet"/>
+      <w:lvlText w:val=""/>
+      <w:lvlJc w:val="left"/>
+      <w:pPr>
+        <w:ind w:left="3600" w:hanging="360"/>
+      </w:pPr>
+      <w:rPr>
+        <w:rFonts w:ascii="Symbol" w:hAnsi="Symbol" w:hint="default"/>
+      </w:rPr>
+    </w:lvl>
+    <w:lvl w:ilvl="4" w:tplc="08090003" w:tentative="1">
+      <w:start w:val="1"/>
+      <w:numFmt w:val="bullet"/>
+      <w:lvlText w:val="o"/>
+      <w:lvlJc w:val="left"/>
+      <w:pPr>
+        <w:ind w:left="4320" w:hanging="360"/>
+      </w:pPr>
+      <w:rPr>
+        <w:rFonts w:ascii="Courier New" w:hAnsi="Courier New" w:cs="Courier New" w:hint="default"/>
+      </w:rPr>
+    </w:lvl>
+    <w:lvl w:ilvl="5" w:tplc="08090005" w:tentative="1">
+      <w:start w:val="1"/>
+      <w:numFmt w:val="bullet"/>
+      <w:lvlText w:val=""/>
+      <w:lvlJc w:val="left"/>
+      <w:pPr>
+        <w:ind w:left="5040" w:hanging="360"/>
+      </w:pPr>
+      <w:rPr>
+        <w:rFonts w:ascii="Wingdings" w:hAnsi="Wingdings" w:hint="default"/>
+      </w:rPr>
+    </w:lvl>
+    <w:lvl w:ilvl="6" w:tplc="08090001" w:tentative="1">
+      <w:start w:val="1"/>
+      <w:numFmt w:val="bullet"/>
+      <w:lvlText w:val=""/>
+      <w:lvlJc w:val="left"/>
+      <w:pPr>
+        <w:ind w:left="5760" w:hanging="360"/>
+      </w:pPr>
+      <w:rPr>
+        <w:rFonts w:ascii="Symbol" w:hAnsi="Symbol" w:hint="default"/>
+      </w:rPr>
+    </w:lvl>
+    <w:lvl w:ilvl="7" w:tplc="08090003" w:tentative="1">
+      <w:start w:val="1"/>
+      <w:numFmt w:val="bullet"/>
+      <w:lvlText w:val="o"/>
+      <w:lvlJc w:val="left"/>
+      <w:pPr>
+        <w:ind w:left="6480" w:hanging="360"/>
+      </w:pPr>
+      <w:rPr>
+        <w:rFonts w:ascii="Courier New" w:hAnsi="Courier New" w:cs="Courier New" w:hint="default"/>
+      </w:rPr>
+    </w:lvl>
+    <w:lvl w:ilvl="8" w:tplc="08090005" w:tentative="1">
+      <w:start w:val="1"/>
+      <w:numFmt w:val="bullet"/>
+      <w:lvlText w:val=""/>
+      <w:lvlJc w:val="left"/>
+      <w:pPr>
+        <w:ind w:left="7200" w:hanging="360"/>
+      </w:pPr>
+      <w:rPr>
+        <w:rFonts w:ascii="Wingdings" w:hAnsi="Wingdings" w:hint="default"/>
+      </w:rPr>
+    </w:lvl>
+  </w:abstractNum>
+  <w:abstractNum w:abstractNumId="5" w15:restartNumberingAfterBreak="0">
     <w:nsid w:val="2F5E5686"/>
     <w:multiLevelType w:val="hybridMultilevel"/>
     <w:tmpl w:val="57E2F450"/>
@@ -3040,7 +3387,7 @@
       </w:rPr>
     </w:lvl>
   </w:abstractNum>
-  <w:abstractNum w:abstractNumId="5" w15:restartNumberingAfterBreak="0">
+  <w:abstractNum w:abstractNumId="6" w15:restartNumberingAfterBreak="0">
     <w:nsid w:val="31EB4311"/>
     <w:multiLevelType w:val="hybridMultilevel"/>
     <w:tmpl w:val="4CD4F4E4"/>
@@ -3153,7 +3500,120 @@
       </w:rPr>
     </w:lvl>
   </w:abstractNum>
-  <w:abstractNum w:abstractNumId="6" w15:restartNumberingAfterBreak="0">
+  <w:abstractNum w:abstractNumId="7" w15:restartNumberingAfterBreak="0">
+    <w:nsid w:val="3BE86AA2"/>
+    <w:multiLevelType w:val="hybridMultilevel"/>
+    <w:tmpl w:val="1FD6AB2C"/>
+    <w:lvl w:ilvl="0" w:tplc="08090001">
+      <w:start w:val="1"/>
+      <w:numFmt w:val="bullet"/>
+      <w:lvlText w:val=""/>
+      <w:lvlJc w:val="left"/>
+      <w:pPr>
+        <w:ind w:left="780" w:hanging="360"/>
+      </w:pPr>
+      <w:rPr>
+        <w:rFonts w:ascii="Symbol" w:hAnsi="Symbol" w:hint="default"/>
+      </w:rPr>
+    </w:lvl>
+    <w:lvl w:ilvl="1" w:tplc="08090003" w:tentative="1">
+      <w:start w:val="1"/>
+      <w:numFmt w:val="bullet"/>
+      <w:lvlText w:val="o"/>
+      <w:lvlJc w:val="left"/>
+      <w:pPr>
+        <w:ind w:left="1500" w:hanging="360"/>
+      </w:pPr>
+      <w:rPr>
+        <w:rFonts w:ascii="Courier New" w:hAnsi="Courier New" w:cs="Courier New" w:hint="default"/>
+      </w:rPr>
+    </w:lvl>
+    <w:lvl w:ilvl="2" w:tplc="08090005" w:tentative="1">
+      <w:start w:val="1"/>
+      <w:numFmt w:val="bullet"/>
+      <w:lvlText w:val=""/>
+      <w:lvlJc w:val="left"/>
+      <w:pPr>
+        <w:ind w:left="2220" w:hanging="360"/>
+      </w:pPr>
+      <w:rPr>
+        <w:rFonts w:ascii="Wingdings" w:hAnsi="Wingdings" w:hint="default"/>
+      </w:rPr>
+    </w:lvl>
+    <w:lvl w:ilvl="3" w:tplc="08090001" w:tentative="1">
+      <w:start w:val="1"/>
+      <w:numFmt w:val="bullet"/>
+      <w:lvlText w:val=""/>
+      <w:lvlJc w:val="left"/>
+      <w:pPr>
+        <w:ind w:left="2940" w:hanging="360"/>
+      </w:pPr>
+      <w:rPr>
+        <w:rFonts w:ascii="Symbol" w:hAnsi="Symbol" w:hint="default"/>
+      </w:rPr>
+    </w:lvl>
+    <w:lvl w:ilvl="4" w:tplc="08090003" w:tentative="1">
+      <w:start w:val="1"/>
+      <w:numFmt w:val="bullet"/>
+      <w:lvlText w:val="o"/>
+      <w:lvlJc w:val="left"/>
+      <w:pPr>
+        <w:ind w:left="3660" w:hanging="360"/>
+      </w:pPr>
+      <w:rPr>
+        <w:rFonts w:ascii="Courier New" w:hAnsi="Courier New" w:cs="Courier New" w:hint="default"/>
+      </w:rPr>
+    </w:lvl>
+    <w:lvl w:ilvl="5" w:tplc="08090005" w:tentative="1">
+      <w:start w:val="1"/>
+      <w:numFmt w:val="bullet"/>
+      <w:lvlText w:val=""/>
+      <w:lvlJc w:val="left"/>
+      <w:pPr>
+        <w:ind w:left="4380" w:hanging="360"/>
+      </w:pPr>
+      <w:rPr>
+        <w:rFonts w:ascii="Wingdings" w:hAnsi="Wingdings" w:hint="default"/>
+      </w:rPr>
+    </w:lvl>
+    <w:lvl w:ilvl="6" w:tplc="08090001" w:tentative="1">
+      <w:start w:val="1"/>
+      <w:numFmt w:val="bullet"/>
+      <w:lvlText w:val=""/>
+      <w:lvlJc w:val="left"/>
+      <w:pPr>
+        <w:ind w:left="5100" w:hanging="360"/>
+      </w:pPr>
+      <w:rPr>
+        <w:rFonts w:ascii="Symbol" w:hAnsi="Symbol" w:hint="default"/>
+      </w:rPr>
+    </w:lvl>
+    <w:lvl w:ilvl="7" w:tplc="08090003" w:tentative="1">
+      <w:start w:val="1"/>
+      <w:numFmt w:val="bullet"/>
+      <w:lvlText w:val="o"/>
+      <w:lvlJc w:val="left"/>
+      <w:pPr>
+        <w:ind w:left="5820" w:hanging="360"/>
+      </w:pPr>
+      <w:rPr>
+        <w:rFonts w:ascii="Courier New" w:hAnsi="Courier New" w:cs="Courier New" w:hint="default"/>
+      </w:rPr>
+    </w:lvl>
+    <w:lvl w:ilvl="8" w:tplc="08090005" w:tentative="1">
+      <w:start w:val="1"/>
+      <w:numFmt w:val="bullet"/>
+      <w:lvlText w:val=""/>
+      <w:lvlJc w:val="left"/>
+      <w:pPr>
+        <w:ind w:left="6540" w:hanging="360"/>
+      </w:pPr>
+      <w:rPr>
+        <w:rFonts w:ascii="Wingdings" w:hAnsi="Wingdings" w:hint="default"/>
+      </w:rPr>
+    </w:lvl>
+  </w:abstractNum>
+  <w:abstractNum w:abstractNumId="8" w15:restartNumberingAfterBreak="0">
     <w:nsid w:val="43222600"/>
     <w:multiLevelType w:val="hybridMultilevel"/>
     <w:tmpl w:val="FB823882"/>
@@ -3266,7 +3726,7 @@
       </w:rPr>
     </w:lvl>
   </w:abstractNum>
-  <w:abstractNum w:abstractNumId="7" w15:restartNumberingAfterBreak="0">
+  <w:abstractNum w:abstractNumId="9" w15:restartNumberingAfterBreak="0">
     <w:nsid w:val="47901C1E"/>
     <w:multiLevelType w:val="hybridMultilevel"/>
     <w:tmpl w:val="A6C0C502"/>
@@ -3379,7 +3839,7 @@
       </w:rPr>
     </w:lvl>
   </w:abstractNum>
-  <w:abstractNum w:abstractNumId="8" w15:restartNumberingAfterBreak="0">
+  <w:abstractNum w:abstractNumId="10" w15:restartNumberingAfterBreak="0">
     <w:nsid w:val="72EB7CAB"/>
     <w:multiLevelType w:val="hybridMultilevel"/>
     <w:tmpl w:val="FF446054"/>
@@ -3492,7 +3952,7 @@
       </w:rPr>
     </w:lvl>
   </w:abstractNum>
-  <w:abstractNum w:abstractNumId="9" w15:restartNumberingAfterBreak="0">
+  <w:abstractNum w:abstractNumId="11" w15:restartNumberingAfterBreak="0">
     <w:nsid w:val="76F60869"/>
     <w:multiLevelType w:val="hybridMultilevel"/>
     <w:tmpl w:val="33D6E982"/>
@@ -3605,7 +4065,7 @@
       </w:rPr>
     </w:lvl>
   </w:abstractNum>
-  <w:abstractNum w:abstractNumId="10" w15:restartNumberingAfterBreak="0">
+  <w:abstractNum w:abstractNumId="12" w15:restartNumberingAfterBreak="0">
     <w:nsid w:val="7D7C4EF2"/>
     <w:multiLevelType w:val="hybridMultilevel"/>
     <w:tmpl w:val="AF609BA0"/>
@@ -3725,31 +4185,37 @@
     <w:abstractNumId w:val="3"/>
   </w:num>
   <w:num w:numId="3" w16cid:durableId="1306930216">
-    <w:abstractNumId w:val="6"/>
+    <w:abstractNumId w:val="8"/>
   </w:num>
   <w:num w:numId="4" w16cid:durableId="139467767">
     <w:abstractNumId w:val="0"/>
   </w:num>
   <w:num w:numId="5" w16cid:durableId="1775518548">
-    <w:abstractNumId w:val="4"/>
+    <w:abstractNumId w:val="5"/>
   </w:num>
   <w:num w:numId="6" w16cid:durableId="2036614633">
-    <w:abstractNumId w:val="5"/>
+    <w:abstractNumId w:val="6"/>
   </w:num>
   <w:num w:numId="7" w16cid:durableId="1285770475">
+    <w:abstractNumId w:val="11"/>
+  </w:num>
+  <w:num w:numId="8" w16cid:durableId="1433280986">
     <w:abstractNumId w:val="9"/>
   </w:num>
-  <w:num w:numId="8" w16cid:durableId="1433280986">
-    <w:abstractNumId w:val="7"/>
-  </w:num>
   <w:num w:numId="9" w16cid:durableId="1228226413">
-    <w:abstractNumId w:val="10"/>
+    <w:abstractNumId w:val="12"/>
   </w:num>
   <w:num w:numId="10" w16cid:durableId="847134130">
     <w:abstractNumId w:val="2"/>
   </w:num>
   <w:num w:numId="11" w16cid:durableId="580064443">
-    <w:abstractNumId w:val="8"/>
+    <w:abstractNumId w:val="10"/>
+  </w:num>
+  <w:num w:numId="12" w16cid:durableId="274406405">
+    <w:abstractNumId w:val="4"/>
+  </w:num>
+  <w:num w:numId="13" w16cid:durableId="94981850">
+    <w:abstractNumId w:val="7"/>
   </w:num>
 </w:numbering>
 </file>
